--- a/Tests/OOXMLSwiftTests/Fixtures/mdocx/04-mirrored-element-set/mirrored-element-set.normalized.docx
+++ b/Tests/OOXMLSwiftTests/Fixtures/mdocx/04-mirrored-element-set/mirrored-element-set.normalized.docx
@@ -4,30 +4,28 @@
   <w:body>
     <w:p>
       <w:r>
-        <w:t xml:space="preserve">Showcases mirrored OOXML element names: Paragraph and Run map 1:1 to </w:t>
+        <w:t>Showcases mirrored OOXML element names: Paragraph and Run map 1:1 to </w:t>
       </w:r>
       <w:r>
         <w:rPr>
           <w:i/>
         </w:rPr>
-        <w:t xml:space="preserve">w:p</w:t>
+        <w:t>w:p</w:t>
       </w:r>
       <w:r>
-        <w:t xml:space="preserve"> and </w:t>
+        <w:t> and </w:t>
       </w:r>
       <w:r>
         <w:rPr>
           <w:i/>
         </w:rPr>
-        <w:t xml:space="preserve">w:r</w:t>
+        <w:t>w:r</w:t>
       </w:r>
       <w:r>
-        <w:t xml:space="preserve">.</w:t>
+        <w:t>.</w:t>
       </w:r>
     </w:p>
-    <w:sectPr>
-      <w:pgSz w:w="12240" w:h="15840"/>
-    </w:sectPr>
+    <w:sectPr/>
   </w:body>
 </w:document>
 </file>